--- a/TaiLieu/KLTN_DT3.docx
+++ b/TaiLieu/KLTN_DT3.docx
@@ -10490,7 +10490,14 @@
                 <w:rFonts w:cs="Times New Roman"/>
                 <w:szCs w:val="26"/>
               </w:rPr>
-              <w:t>0.5488</w:t>
+              <w:t>0.</w:t>
+            </w:r>
+            <w:r>
+              <w:rPr>
+                <w:rFonts w:cs="Times New Roman"/>
+                <w:szCs w:val="26"/>
+              </w:rPr>
+              <w:t>7258</w:t>
             </w:r>
           </w:p>
         </w:tc>
@@ -10510,7 +10517,7 @@
                 <w:rFonts w:cs="Times New Roman"/>
                 <w:szCs w:val="26"/>
               </w:rPr>
-              <w:t>0.4688</w:t>
+              <w:t>0.8015</w:t>
             </w:r>
           </w:p>
         </w:tc>
@@ -10530,7 +10537,7 @@
                 <w:rFonts w:cs="Times New Roman"/>
                 <w:szCs w:val="26"/>
               </w:rPr>
-              <w:t>0.5056</w:t>
+              <w:t>0.7618</w:t>
             </w:r>
           </w:p>
         </w:tc>
@@ -10550,7 +10557,7 @@
                 <w:rFonts w:cs="Times New Roman"/>
                 <w:szCs w:val="26"/>
               </w:rPr>
-              <w:t>96</w:t>
+              <w:t>393</w:t>
             </w:r>
           </w:p>
         </w:tc>
@@ -10592,7 +10599,7 @@
                 <w:rFonts w:cs="Times New Roman"/>
                 <w:szCs w:val="26"/>
               </w:rPr>
-              <w:t>0.6250</w:t>
+              <w:t>0.6654</w:t>
             </w:r>
           </w:p>
         </w:tc>
@@ -10612,7 +10619,7 @@
                 <w:rFonts w:cs="Times New Roman"/>
                 <w:szCs w:val="26"/>
               </w:rPr>
-              <w:t>0.6343</w:t>
+              <w:t>0.7609</w:t>
             </w:r>
           </w:p>
         </w:tc>
@@ -10632,7 +10639,7 @@
                 <w:rFonts w:cs="Times New Roman"/>
                 <w:szCs w:val="26"/>
               </w:rPr>
-              <w:t>0.6296</w:t>
+              <w:t>0.7099</w:t>
             </w:r>
           </w:p>
         </w:tc>
@@ -10652,7 +10659,7 @@
                 <w:rFonts w:cs="Times New Roman"/>
                 <w:szCs w:val="26"/>
               </w:rPr>
-              <w:t>268</w:t>
+              <w:t>230</w:t>
             </w:r>
           </w:p>
         </w:tc>
@@ -10694,7 +10701,7 @@
                 <w:rFonts w:cs="Times New Roman"/>
                 <w:szCs w:val="26"/>
               </w:rPr>
-              <w:t>0.7589</w:t>
+              <w:t>0.5714</w:t>
             </w:r>
           </w:p>
         </w:tc>
@@ -10714,7 +10721,7 @@
                 <w:rFonts w:cs="Times New Roman"/>
                 <w:szCs w:val="26"/>
               </w:rPr>
-              <w:t>0.8092</w:t>
+              <w:t>0.3750</w:t>
             </w:r>
           </w:p>
         </w:tc>
@@ -10734,7 +10741,7 @@
                 <w:rFonts w:cs="Times New Roman"/>
                 <w:szCs w:val="26"/>
               </w:rPr>
-              <w:t>0.7833</w:t>
+              <w:t>0.4528</w:t>
             </w:r>
           </w:p>
         </w:tc>
@@ -10754,7 +10761,7 @@
                 <w:rFonts w:cs="Times New Roman"/>
                 <w:szCs w:val="26"/>
               </w:rPr>
-              <w:t>393</w:t>
+              <w:t>96</w:t>
             </w:r>
           </w:p>
         </w:tc>
@@ -10796,7 +10803,7 @@
                 <w:rFonts w:cs="Times New Roman"/>
                 <w:szCs w:val="26"/>
               </w:rPr>
-              <w:t>0.6582</w:t>
+              <w:t>0.6173</w:t>
             </w:r>
           </w:p>
         </w:tc>
@@ -10816,7 +10823,7 @@
                 <w:rFonts w:cs="Times New Roman"/>
                 <w:szCs w:val="26"/>
               </w:rPr>
-              <w:t>0.6582</w:t>
+              <w:t>0.6329</w:t>
             </w:r>
           </w:p>
         </w:tc>
@@ -10836,7 +10843,7 @@
                 <w:rFonts w:cs="Times New Roman"/>
                 <w:szCs w:val="26"/>
               </w:rPr>
-              <w:t>0.6582</w:t>
+              <w:t>0.6250</w:t>
             </w:r>
           </w:p>
         </w:tc>
@@ -10898,7 +10905,14 @@
                 <w:rFonts w:cs="Times New Roman"/>
                 <w:szCs w:val="26"/>
               </w:rPr>
-              <w:t>0.5903</w:t>
+              <w:t>0.</w:t>
+            </w:r>
+            <w:r>
+              <w:rPr>
+                <w:rFonts w:cs="Times New Roman"/>
+                <w:szCs w:val="26"/>
+              </w:rPr>
+              <w:t>6600</w:t>
             </w:r>
           </w:p>
         </w:tc>
@@ -10918,7 +10932,7 @@
                 <w:rFonts w:cs="Times New Roman"/>
                 <w:szCs w:val="26"/>
               </w:rPr>
-              <w:t>0.5194</w:t>
+              <w:t>0.6157</w:t>
             </w:r>
           </w:p>
         </w:tc>
@@ -10938,7 +10952,7 @@
                 <w:rFonts w:cs="Times New Roman"/>
                 <w:szCs w:val="26"/>
               </w:rPr>
-              <w:t>0.5526</w:t>
+              <w:t>0.6371</w:t>
             </w:r>
           </w:p>
         </w:tc>
@@ -10958,7 +10972,7 @@
                 <w:rFonts w:cs="Times New Roman"/>
                 <w:szCs w:val="26"/>
               </w:rPr>
-              <w:t>258</w:t>
+              <w:t>268</w:t>
             </w:r>
           </w:p>
         </w:tc>
@@ -11000,7 +11014,7 @@
                 <w:rFonts w:cs="Times New Roman"/>
                 <w:szCs w:val="26"/>
               </w:rPr>
-              <w:t>0.6667</w:t>
+              <w:t>0.5660</w:t>
             </w:r>
           </w:p>
         </w:tc>
@@ -11020,7 +11034,7 @@
                 <w:rFonts w:cs="Times New Roman"/>
                 <w:szCs w:val="26"/>
               </w:rPr>
-              <w:t>0.7217</w:t>
+              <w:t>0.4839</w:t>
             </w:r>
           </w:p>
         </w:tc>
@@ -11040,7 +11054,7 @@
                 <w:rFonts w:cs="Times New Roman"/>
                 <w:szCs w:val="26"/>
               </w:rPr>
-              <w:t>0.6931</w:t>
+              <w:t>0.5217</w:t>
             </w:r>
           </w:p>
         </w:tc>
@@ -11060,7 +11074,7 @@
                 <w:rFonts w:cs="Times New Roman"/>
                 <w:szCs w:val="26"/>
               </w:rPr>
-              <w:t>230</w:t>
+              <w:t>62</w:t>
             </w:r>
           </w:p>
         </w:tc>
@@ -11102,7 +11116,7 @@
                 <w:rFonts w:cs="Times New Roman"/>
                 <w:szCs w:val="26"/>
               </w:rPr>
-              <w:t>0.5862</w:t>
+              <w:t>0.5579</w:t>
             </w:r>
           </w:p>
         </w:tc>
@@ -11122,7 +11136,7 @@
                 <w:rFonts w:cs="Times New Roman"/>
                 <w:szCs w:val="26"/>
               </w:rPr>
-              <w:t>0.5484</w:t>
+              <w:t>0.5233</w:t>
             </w:r>
           </w:p>
         </w:tc>
@@ -11142,7 +11156,7 @@
                 <w:rFonts w:cs="Times New Roman"/>
                 <w:szCs w:val="26"/>
               </w:rPr>
-              <w:t>0.5667</w:t>
+              <w:t>0.5400</w:t>
             </w:r>
           </w:p>
         </w:tc>
@@ -11162,7 +11176,7 @@
                 <w:rFonts w:cs="Times New Roman"/>
                 <w:szCs w:val="26"/>
               </w:rPr>
-              <w:t>62</w:t>
+              <w:t>258</w:t>
             </w:r>
           </w:p>
         </w:tc>
@@ -11236,7 +11250,7 @@
                 <w:rFonts w:cs="Times New Roman"/>
                 <w:szCs w:val="26"/>
               </w:rPr>
-              <w:t xml:space="preserve">Nhãn dán cảm xúc </w:t>
+              <w:t>Nhãn dán cảm xúc</w:t>
             </w:r>
           </w:p>
         </w:tc>
@@ -11365,7 +11379,14 @@
                 <w:rFonts w:cs="Times New Roman"/>
                 <w:szCs w:val="26"/>
               </w:rPr>
-              <w:t>.4839</w:t>
+              <w:t>.</w:t>
+            </w:r>
+            <w:r>
+              <w:rPr>
+                <w:rFonts w:cs="Times New Roman"/>
+                <w:szCs w:val="26"/>
+              </w:rPr>
+              <w:t>7047</w:t>
             </w:r>
           </w:p>
         </w:tc>
@@ -11385,7 +11406,7 @@
                 <w:rFonts w:cs="Times New Roman"/>
                 <w:szCs w:val="26"/>
               </w:rPr>
-              <w:t>0.3125</w:t>
+              <w:t>0.7226</w:t>
             </w:r>
           </w:p>
         </w:tc>
@@ -11405,7 +11426,7 @@
                 <w:rFonts w:cs="Times New Roman"/>
                 <w:szCs w:val="26"/>
               </w:rPr>
-              <w:t>0.3797</w:t>
+              <w:t>0.7136</w:t>
             </w:r>
           </w:p>
         </w:tc>
@@ -11425,7 +11446,7 @@
                 <w:rFonts w:cs="Times New Roman"/>
                 <w:szCs w:val="26"/>
               </w:rPr>
-              <w:t>96</w:t>
+              <w:t>393</w:t>
             </w:r>
           </w:p>
         </w:tc>
@@ -11467,14 +11488,7 @@
                 <w:rFonts w:cs="Times New Roman"/>
                 <w:szCs w:val="26"/>
               </w:rPr>
-              <w:t>0.</w:t>
-            </w:r>
-            <w:r>
-              <w:rPr>
-                <w:rFonts w:cs="Times New Roman"/>
-                <w:szCs w:val="26"/>
-              </w:rPr>
-              <w:t>5602</w:t>
+              <w:t>0.6180</w:t>
             </w:r>
           </w:p>
         </w:tc>
@@ -11494,7 +11508,7 @@
                 <w:rFonts w:cs="Times New Roman"/>
                 <w:szCs w:val="26"/>
               </w:rPr>
-              <w:t>0.5037</w:t>
+              <w:t>0.6261</w:t>
             </w:r>
           </w:p>
         </w:tc>
@@ -11514,7 +11528,7 @@
                 <w:rFonts w:cs="Times New Roman"/>
                 <w:szCs w:val="26"/>
               </w:rPr>
-              <w:t>0.5305</w:t>
+              <w:t>0.6220</w:t>
             </w:r>
           </w:p>
         </w:tc>
@@ -11534,7 +11548,7 @@
                 <w:rFonts w:cs="Times New Roman"/>
                 <w:szCs w:val="26"/>
               </w:rPr>
-              <w:t>268</w:t>
+              <w:t>230</w:t>
             </w:r>
           </w:p>
         </w:tc>
@@ -11576,7 +11590,7 @@
                 <w:rFonts w:cs="Times New Roman"/>
                 <w:szCs w:val="26"/>
               </w:rPr>
-              <w:t>0.7139</w:t>
+              <w:t>0.5072</w:t>
             </w:r>
           </w:p>
         </w:tc>
@@ -11596,7 +11610,7 @@
                 <w:rFonts w:cs="Times New Roman"/>
                 <w:szCs w:val="26"/>
               </w:rPr>
-              <w:t>0.6921</w:t>
+              <w:t>0.3646</w:t>
             </w:r>
           </w:p>
         </w:tc>
@@ -11616,7 +11630,7 @@
                 <w:rFonts w:cs="Times New Roman"/>
                 <w:szCs w:val="26"/>
               </w:rPr>
-              <w:t>0.7028</w:t>
+              <w:t>0.4242</w:t>
             </w:r>
           </w:p>
         </w:tc>
@@ -11636,7 +11650,7 @@
                 <w:rFonts w:cs="Times New Roman"/>
                 <w:szCs w:val="26"/>
               </w:rPr>
-              <w:t>393</w:t>
+              <w:t>96</w:t>
             </w:r>
           </w:p>
         </w:tc>
@@ -11678,7 +11692,7 @@
                 <w:rFonts w:cs="Times New Roman"/>
                 <w:szCs w:val="26"/>
               </w:rPr>
-              <w:t>0.5833</w:t>
+              <w:t>0.5775</w:t>
             </w:r>
           </w:p>
         </w:tc>
@@ -11698,7 +11712,7 @@
                 <w:rFonts w:cs="Times New Roman"/>
                 <w:szCs w:val="26"/>
               </w:rPr>
-              <w:t>0.5316</w:t>
+              <w:t>0.5190</w:t>
             </w:r>
           </w:p>
         </w:tc>
@@ -11718,7 +11732,7 @@
                 <w:rFonts w:cs="Times New Roman"/>
                 <w:szCs w:val="26"/>
               </w:rPr>
-              <w:t>0.5563</w:t>
+              <w:t>0.5467</w:t>
             </w:r>
           </w:p>
         </w:tc>
@@ -11780,7 +11794,7 @@
                 <w:rFonts w:cs="Times New Roman"/>
                 <w:szCs w:val="26"/>
               </w:rPr>
-              <w:t>0.4416</w:t>
+              <w:t>0.5251</w:t>
             </w:r>
           </w:p>
         </w:tc>
@@ -11800,7 +11814,7 @@
                 <w:rFonts w:cs="Times New Roman"/>
                 <w:szCs w:val="26"/>
               </w:rPr>
-              <w:t>0.5426</w:t>
+              <w:t>0.5075</w:t>
             </w:r>
           </w:p>
         </w:tc>
@@ -11820,7 +11834,7 @@
                 <w:rFonts w:cs="Times New Roman"/>
                 <w:szCs w:val="26"/>
               </w:rPr>
-              <w:t>0.4870</w:t>
+              <w:t>0.5161</w:t>
             </w:r>
           </w:p>
         </w:tc>
@@ -11840,7 +11854,7 @@
                 <w:rFonts w:cs="Times New Roman"/>
                 <w:szCs w:val="26"/>
               </w:rPr>
-              <w:t>258</w:t>
+              <w:t>268</w:t>
             </w:r>
           </w:p>
         </w:tc>
@@ -11882,7 +11896,7 @@
                 <w:rFonts w:cs="Times New Roman"/>
                 <w:szCs w:val="26"/>
               </w:rPr>
-              <w:t>0.5484</w:t>
+              <w:t>0.4865</w:t>
             </w:r>
           </w:p>
         </w:tc>
@@ -11902,7 +11916,7 @@
                 <w:rFonts w:cs="Times New Roman"/>
                 <w:szCs w:val="26"/>
               </w:rPr>
-              <w:t>0.6652</w:t>
+              <w:t>0.2903</w:t>
             </w:r>
           </w:p>
         </w:tc>
@@ -11922,7 +11936,7 @@
                 <w:rFonts w:cs="Times New Roman"/>
                 <w:szCs w:val="26"/>
               </w:rPr>
-              <w:t>0.6012</w:t>
+              <w:t>0.3636</w:t>
             </w:r>
           </w:p>
         </w:tc>
@@ -11942,7 +11956,7 @@
                 <w:rFonts w:cs="Times New Roman"/>
                 <w:szCs w:val="26"/>
               </w:rPr>
-              <w:t>230</w:t>
+              <w:t>62</w:t>
             </w:r>
           </w:p>
         </w:tc>
@@ -11984,7 +11998,7 @@
                 <w:rFonts w:cs="Times New Roman"/>
                 <w:szCs w:val="26"/>
               </w:rPr>
-              <w:t>0.5000</w:t>
+              <w:t>0.4650</w:t>
             </w:r>
           </w:p>
         </w:tc>
@@ -12004,7 +12018,7 @@
                 <w:rFonts w:cs="Times New Roman"/>
                 <w:szCs w:val="26"/>
               </w:rPr>
-              <w:t>0.2742</w:t>
+              <w:t>0.5659</w:t>
             </w:r>
           </w:p>
         </w:tc>
@@ -12024,7 +12038,7 @@
                 <w:rFonts w:cs="Times New Roman"/>
                 <w:szCs w:val="26"/>
               </w:rPr>
-              <w:t>0.3542</w:t>
+              <w:t>0.5105</w:t>
             </w:r>
           </w:p>
         </w:tc>
@@ -12044,7 +12058,7 @@
                 <w:rFonts w:cs="Times New Roman"/>
                 <w:szCs w:val="26"/>
               </w:rPr>
-              <w:t>62</w:t>
+              <w:t>258</w:t>
             </w:r>
           </w:p>
         </w:tc>
@@ -12241,7 +12255,14 @@
                 <w:rFonts w:cs="Times New Roman"/>
                 <w:szCs w:val="26"/>
               </w:rPr>
-              <w:t>0.4889</w:t>
+              <w:t>0.</w:t>
+            </w:r>
+            <w:r>
+              <w:rPr>
+                <w:rFonts w:cs="Times New Roman"/>
+                <w:szCs w:val="26"/>
+              </w:rPr>
+              <w:t>7102</w:t>
             </w:r>
           </w:p>
         </w:tc>
@@ -12261,7 +12282,7 @@
                 <w:rFonts w:cs="Times New Roman"/>
                 <w:szCs w:val="26"/>
               </w:rPr>
-              <w:t>0.2292</w:t>
+              <w:t>0.8168</w:t>
             </w:r>
           </w:p>
         </w:tc>
@@ -12281,7 +12302,7 @@
                 <w:rFonts w:cs="Times New Roman"/>
                 <w:szCs w:val="26"/>
               </w:rPr>
-              <w:t>0.3121</w:t>
+              <w:t>0.7598</w:t>
             </w:r>
           </w:p>
         </w:tc>
@@ -12301,7 +12322,7 @@
                 <w:rFonts w:cs="Times New Roman"/>
                 <w:szCs w:val="26"/>
               </w:rPr>
-              <w:t>96</w:t>
+              <w:t>393</w:t>
             </w:r>
           </w:p>
         </w:tc>
@@ -12343,7 +12364,7 @@
                 <w:rFonts w:cs="Times New Roman"/>
                 <w:szCs w:val="26"/>
               </w:rPr>
-              <w:t>0.5784</w:t>
+              <w:t>0.7004</w:t>
             </w:r>
           </w:p>
         </w:tc>
@@ -12363,7 +12384,7 @@
                 <w:rFonts w:cs="Times New Roman"/>
                 <w:szCs w:val="26"/>
               </w:rPr>
-              <w:t>0.5784</w:t>
+              <w:t>0.6913</w:t>
             </w:r>
           </w:p>
         </w:tc>
@@ -12383,7 +12404,7 @@
                 <w:rFonts w:cs="Times New Roman"/>
                 <w:szCs w:val="26"/>
               </w:rPr>
-              <w:t>0.5784</w:t>
+              <w:t>0.6958</w:t>
             </w:r>
           </w:p>
         </w:tc>
@@ -12403,7 +12424,7 @@
                 <w:rFonts w:cs="Times New Roman"/>
                 <w:szCs w:val="26"/>
               </w:rPr>
-              <w:t>268</w:t>
+              <w:t>230</w:t>
             </w:r>
           </w:p>
         </w:tc>
@@ -12445,7 +12466,7 @@
                 <w:rFonts w:cs="Times New Roman"/>
                 <w:szCs w:val="26"/>
               </w:rPr>
-              <w:t>0.7314</w:t>
+              <w:t>0.4444</w:t>
             </w:r>
           </w:p>
         </w:tc>
@@ -12465,7 +12486,7 @@
                 <w:rFonts w:cs="Times New Roman"/>
                 <w:szCs w:val="26"/>
               </w:rPr>
-              <w:t>0.8244</w:t>
+              <w:t>0.2500</w:t>
             </w:r>
           </w:p>
         </w:tc>
@@ -12485,7 +12506,7 @@
                 <w:rFonts w:cs="Times New Roman"/>
                 <w:szCs w:val="26"/>
               </w:rPr>
-              <w:t>0.7751</w:t>
+              <w:t>0.3200</w:t>
             </w:r>
           </w:p>
         </w:tc>
@@ -12505,7 +12526,7 @@
                 <w:rFonts w:cs="Times New Roman"/>
                 <w:szCs w:val="26"/>
               </w:rPr>
-              <w:t>393</w:t>
+              <w:t>96</w:t>
             </w:r>
           </w:p>
         </w:tc>
@@ -12547,7 +12568,7 @@
                 <w:rFonts w:cs="Times New Roman"/>
                 <w:szCs w:val="26"/>
               </w:rPr>
-              <w:t>0.5765</w:t>
+              <w:t>0.5795</w:t>
             </w:r>
           </w:p>
         </w:tc>
@@ -12567,7 +12588,7 @@
                 <w:rFonts w:cs="Times New Roman"/>
                 <w:szCs w:val="26"/>
               </w:rPr>
-              <w:t>0.6203</w:t>
+              <w:t>0.6456</w:t>
             </w:r>
           </w:p>
         </w:tc>
@@ -12587,7 +12608,7 @@
                 <w:rFonts w:cs="Times New Roman"/>
                 <w:szCs w:val="26"/>
               </w:rPr>
-              <w:t>0.5976</w:t>
+              <w:t>0.6108</w:t>
             </w:r>
           </w:p>
         </w:tc>
@@ -12649,7 +12670,7 @@
                 <w:rFonts w:cs="Times New Roman"/>
                 <w:szCs w:val="26"/>
               </w:rPr>
-              <w:t>0.5269</w:t>
+              <w:t>0.6008</w:t>
             </w:r>
           </w:p>
         </w:tc>
@@ -12669,7 +12690,7 @@
                 <w:rFonts w:cs="Times New Roman"/>
                 <w:szCs w:val="26"/>
               </w:rPr>
-              <w:t>0.5698</w:t>
+              <w:t>0.5560</w:t>
             </w:r>
           </w:p>
         </w:tc>
@@ -12689,7 +12710,7 @@
                 <w:rFonts w:cs="Times New Roman"/>
                 <w:szCs w:val="26"/>
               </w:rPr>
-              <w:t>0.5475</w:t>
+              <w:t>0.5775</w:t>
             </w:r>
           </w:p>
         </w:tc>
@@ -12709,7 +12730,7 @@
                 <w:rFonts w:cs="Times New Roman"/>
                 <w:szCs w:val="26"/>
               </w:rPr>
-              <w:t>258</w:t>
+              <w:t>268</w:t>
             </w:r>
           </w:p>
         </w:tc>
@@ -12751,7 +12772,7 @@
                 <w:rFonts w:cs="Times New Roman"/>
                 <w:szCs w:val="26"/>
               </w:rPr>
-              <w:t>0.6996</w:t>
+              <w:t>0.5577</w:t>
             </w:r>
           </w:p>
         </w:tc>
@@ -12771,7 +12792,7 @@
                 <w:rFonts w:cs="Times New Roman"/>
                 <w:szCs w:val="26"/>
               </w:rPr>
-              <w:t>0.7391</w:t>
+              <w:t>0.4677</w:t>
             </w:r>
           </w:p>
         </w:tc>
@@ -12791,7 +12812,7 @@
                 <w:rFonts w:cs="Times New Roman"/>
                 <w:szCs w:val="26"/>
               </w:rPr>
-              <w:t>0.7188</w:t>
+              <w:t>0.5088</w:t>
             </w:r>
           </w:p>
         </w:tc>
@@ -12811,7 +12832,7 @@
                 <w:rFonts w:cs="Times New Roman"/>
                 <w:szCs w:val="26"/>
               </w:rPr>
-              <w:t>230</w:t>
+              <w:t>62</w:t>
             </w:r>
           </w:p>
         </w:tc>
@@ -12853,7 +12874,7 @@
                 <w:rFonts w:cs="Times New Roman"/>
                 <w:szCs w:val="26"/>
               </w:rPr>
-              <w:t>0.4783</w:t>
+              <w:t>0.5396</w:t>
             </w:r>
           </w:p>
         </w:tc>
@@ -12873,7 +12894,7 @@
                 <w:rFonts w:cs="Times New Roman"/>
                 <w:szCs w:val="26"/>
               </w:rPr>
-              <w:t>0.1774</w:t>
+              <w:t>0.5543</w:t>
             </w:r>
           </w:p>
         </w:tc>
@@ -12893,7 +12914,7 @@
                 <w:rFonts w:cs="Times New Roman"/>
                 <w:szCs w:val="26"/>
               </w:rPr>
-              <w:t>0.2588</w:t>
+              <w:t>0.5468</w:t>
             </w:r>
           </w:p>
         </w:tc>
@@ -12913,7 +12934,7 @@
                 <w:rFonts w:cs="Times New Roman"/>
                 <w:szCs w:val="26"/>
               </w:rPr>
-              <w:t>62</w:t>
+              <w:t>258</w:t>
             </w:r>
           </w:p>
         </w:tc>
@@ -13109,7 +13130,14 @@
                 <w:rFonts w:cs="Times New Roman"/>
                 <w:szCs w:val="26"/>
               </w:rPr>
-              <w:t>0.5789</w:t>
+              <w:t>0.</w:t>
+            </w:r>
+            <w:r>
+              <w:rPr>
+                <w:rFonts w:cs="Times New Roman"/>
+                <w:szCs w:val="26"/>
+              </w:rPr>
+              <w:t>7538</w:t>
             </w:r>
           </w:p>
         </w:tc>
@@ -13129,7 +13157,7 @@
                 <w:rFonts w:cs="Times New Roman"/>
                 <w:szCs w:val="26"/>
               </w:rPr>
-              <w:t>0.4583</w:t>
+              <w:t>0.7634</w:t>
             </w:r>
           </w:p>
         </w:tc>
@@ -13149,7 +13177,7 @@
                 <w:rFonts w:cs="Times New Roman"/>
                 <w:szCs w:val="26"/>
               </w:rPr>
-              <w:t>0.5116</w:t>
+              <w:t>0.7585</w:t>
             </w:r>
           </w:p>
         </w:tc>
@@ -13169,7 +13197,7 @@
                 <w:rFonts w:cs="Times New Roman"/>
                 <w:szCs w:val="26"/>
               </w:rPr>
-              <w:t>96</w:t>
+              <w:t>393</w:t>
             </w:r>
           </w:p>
         </w:tc>
@@ -13211,7 +13239,7 @@
                 <w:rFonts w:cs="Times New Roman"/>
                 <w:szCs w:val="26"/>
               </w:rPr>
-              <w:t>0.6174</w:t>
+              <w:t>0.6919</w:t>
             </w:r>
           </w:p>
         </w:tc>
@@ -13231,7 +13259,7 @@
                 <w:rFonts w:cs="Times New Roman"/>
                 <w:szCs w:val="26"/>
               </w:rPr>
-              <w:t>0.6082</w:t>
+              <w:t>0.6348</w:t>
             </w:r>
           </w:p>
         </w:tc>
@@ -13251,7 +13279,7 @@
                 <w:rFonts w:cs="Times New Roman"/>
                 <w:szCs w:val="26"/>
               </w:rPr>
-              <w:t>0.6128</w:t>
+              <w:t>0.6621</w:t>
             </w:r>
           </w:p>
         </w:tc>
@@ -13271,7 +13299,7 @@
                 <w:rFonts w:cs="Times New Roman"/>
                 <w:szCs w:val="26"/>
               </w:rPr>
-              <w:t>268</w:t>
+              <w:t>230</w:t>
             </w:r>
           </w:p>
         </w:tc>
@@ -13313,7 +13341,7 @@
                 <w:rFonts w:cs="Times New Roman"/>
                 <w:szCs w:val="26"/>
               </w:rPr>
-              <w:t>0.7519</w:t>
+              <w:t>0.6167</w:t>
             </w:r>
           </w:p>
         </w:tc>
@@ -13333,7 +13361,7 @@
                 <w:rFonts w:cs="Times New Roman"/>
                 <w:szCs w:val="26"/>
               </w:rPr>
-              <w:t>0.7557</w:t>
+              <w:t>0.3854</w:t>
             </w:r>
           </w:p>
         </w:tc>
@@ -13353,7 +13381,7 @@
                 <w:rFonts w:cs="Times New Roman"/>
                 <w:szCs w:val="26"/>
               </w:rPr>
-              <w:t>0.7538</w:t>
+              <w:t>0.4744</w:t>
             </w:r>
           </w:p>
         </w:tc>
@@ -13373,7 +13401,7 @@
                 <w:rFonts w:cs="Times New Roman"/>
                 <w:szCs w:val="26"/>
               </w:rPr>
-              <w:t>393</w:t>
+              <w:t>96</w:t>
             </w:r>
           </w:p>
         </w:tc>
@@ -13415,7 +13443,7 @@
                 <w:rFonts w:cs="Times New Roman"/>
                 <w:szCs w:val="26"/>
               </w:rPr>
-              <w:t>0.6623</w:t>
+              <w:t>0.5604</w:t>
             </w:r>
           </w:p>
         </w:tc>
@@ -13455,7 +13483,7 @@
                 <w:rFonts w:cs="Times New Roman"/>
                 <w:szCs w:val="26"/>
               </w:rPr>
-              <w:t>0.6538</w:t>
+              <w:t>0.6000</w:t>
             </w:r>
           </w:p>
         </w:tc>
@@ -13517,7 +13545,7 @@
                 <w:rFonts w:cs="Times New Roman"/>
                 <w:szCs w:val="26"/>
               </w:rPr>
-              <w:t>0.4883</w:t>
+              <w:t>0.6227</w:t>
             </w:r>
           </w:p>
         </w:tc>
@@ -13537,7 +13565,7 @@
                 <w:rFonts w:cs="Times New Roman"/>
                 <w:szCs w:val="26"/>
               </w:rPr>
-              <w:t>0.5659</w:t>
+              <w:t>0.6343</w:t>
             </w:r>
           </w:p>
         </w:tc>
@@ -13557,7 +13585,7 @@
                 <w:rFonts w:cs="Times New Roman"/>
                 <w:szCs w:val="26"/>
               </w:rPr>
-              <w:t>0.5242</w:t>
+              <w:t>0.6285</w:t>
             </w:r>
           </w:p>
         </w:tc>
@@ -13577,7 +13605,7 @@
                 <w:rFonts w:cs="Times New Roman"/>
                 <w:szCs w:val="26"/>
               </w:rPr>
-              <w:t>258</w:t>
+              <w:t>268</w:t>
             </w:r>
           </w:p>
         </w:tc>
@@ -13619,7 +13647,7 @@
                 <w:rFonts w:cs="Times New Roman"/>
                 <w:szCs w:val="26"/>
               </w:rPr>
-              <w:t>0.6478</w:t>
+              <w:t>0.600</w:t>
             </w:r>
           </w:p>
         </w:tc>
@@ -13639,7 +13667,7 @@
                 <w:rFonts w:cs="Times New Roman"/>
                 <w:szCs w:val="26"/>
               </w:rPr>
-              <w:t>0.6478</w:t>
+              <w:t>0.4355</w:t>
             </w:r>
           </w:p>
         </w:tc>
@@ -13659,7 +13687,7 @@
                 <w:rFonts w:cs="Times New Roman"/>
                 <w:szCs w:val="26"/>
               </w:rPr>
-              <w:t>0.6478</w:t>
+              <w:t>0.5047</w:t>
             </w:r>
           </w:p>
         </w:tc>
@@ -13679,7 +13707,7 @@
                 <w:rFonts w:cs="Times New Roman"/>
                 <w:szCs w:val="26"/>
               </w:rPr>
-              <w:t>230</w:t>
+              <w:t>62</w:t>
             </w:r>
           </w:p>
         </w:tc>
@@ -13721,7 +13749,7 @@
                 <w:rFonts w:cs="Times New Roman"/>
                 <w:szCs w:val="26"/>
               </w:rPr>
-              <w:t>0.6222</w:t>
+              <w:t>0.4805</w:t>
             </w:r>
           </w:p>
         </w:tc>
@@ -13741,7 +13769,7 @@
                 <w:rFonts w:cs="Times New Roman"/>
                 <w:szCs w:val="26"/>
               </w:rPr>
-              <w:t>0.4516</w:t>
+              <w:t>0.5736</w:t>
             </w:r>
           </w:p>
         </w:tc>
@@ -13761,7 +13789,7 @@
                 <w:rFonts w:cs="Times New Roman"/>
                 <w:szCs w:val="26"/>
               </w:rPr>
-              <w:t>0.5234</w:t>
+              <w:t>0.5230</w:t>
             </w:r>
           </w:p>
         </w:tc>
@@ -13781,7 +13809,7 @@
                 <w:rFonts w:cs="Times New Roman"/>
                 <w:szCs w:val="26"/>
               </w:rPr>
-              <w:t>62</w:t>
+              <w:t>258</w:t>
             </w:r>
           </w:p>
         </w:tc>
@@ -13994,7 +14022,14 @@
                 <w:rFonts w:cs="Times New Roman"/>
                 <w:szCs w:val="26"/>
               </w:rPr>
-              <w:t>0.5312</w:t>
+              <w:t>0.</w:t>
+            </w:r>
+            <w:r>
+              <w:rPr>
+                <w:rFonts w:cs="Times New Roman"/>
+                <w:szCs w:val="26"/>
+              </w:rPr>
+              <w:t>7435</w:t>
             </w:r>
           </w:p>
         </w:tc>
@@ -14014,7 +14049,7 @@
                 <w:rFonts w:cs="Times New Roman"/>
                 <w:szCs w:val="26"/>
               </w:rPr>
-              <w:t>0.3542</w:t>
+              <w:t>0.8041</w:t>
             </w:r>
           </w:p>
         </w:tc>
@@ -14034,7 +14069,7 @@
                 <w:rFonts w:cs="Times New Roman"/>
                 <w:szCs w:val="26"/>
               </w:rPr>
-              <w:t>0.4250</w:t>
+              <w:t>0.7726</w:t>
             </w:r>
           </w:p>
         </w:tc>
@@ -14054,7 +14089,7 @@
                 <w:rFonts w:cs="Times New Roman"/>
                 <w:szCs w:val="26"/>
               </w:rPr>
-              <w:t>96</w:t>
+              <w:t>393</w:t>
             </w:r>
           </w:p>
         </w:tc>
@@ -14096,7 +14131,7 @@
                 <w:rFonts w:cs="Times New Roman"/>
                 <w:szCs w:val="26"/>
               </w:rPr>
-              <w:t>0.6174</w:t>
+              <w:t>0.6598</w:t>
             </w:r>
           </w:p>
         </w:tc>
@@ -14116,7 +14151,7 @@
                 <w:rFonts w:cs="Times New Roman"/>
                 <w:szCs w:val="26"/>
               </w:rPr>
-              <w:t>0.6082</w:t>
+              <w:t>0.7000</w:t>
             </w:r>
           </w:p>
         </w:tc>
@@ -14136,7 +14171,7 @@
                 <w:rFonts w:cs="Times New Roman"/>
                 <w:szCs w:val="26"/>
               </w:rPr>
-              <w:t>0.6128</w:t>
+              <w:t>0.6793</w:t>
             </w:r>
           </w:p>
         </w:tc>
@@ -14156,7 +14191,7 @@
                 <w:rFonts w:cs="Times New Roman"/>
                 <w:szCs w:val="26"/>
               </w:rPr>
-              <w:t>268</w:t>
+              <w:t>230</w:t>
             </w:r>
           </w:p>
         </w:tc>
@@ -14198,7 +14233,7 @@
                 <w:rFonts w:cs="Times New Roman"/>
                 <w:szCs w:val="26"/>
               </w:rPr>
-              <w:t>0.7683</w:t>
+              <w:t>0.6000</w:t>
             </w:r>
           </w:p>
         </w:tc>
@@ -14218,7 +14253,7 @@
                 <w:rFonts w:cs="Times New Roman"/>
                 <w:szCs w:val="26"/>
               </w:rPr>
-              <w:t>0.8015</w:t>
+              <w:t>0.3750</w:t>
             </w:r>
           </w:p>
         </w:tc>
@@ -14238,7 +14273,7 @@
                 <w:rFonts w:cs="Times New Roman"/>
                 <w:szCs w:val="26"/>
               </w:rPr>
-              <w:t>0.7846</w:t>
+              <w:t>0.4615</w:t>
             </w:r>
           </w:p>
         </w:tc>
@@ -14258,7 +14293,7 @@
                 <w:rFonts w:cs="Times New Roman"/>
                 <w:szCs w:val="26"/>
               </w:rPr>
-              <w:t>393</w:t>
+              <w:t>96</w:t>
             </w:r>
           </w:p>
         </w:tc>
@@ -14300,7 +14335,7 @@
                 <w:rFonts w:cs="Times New Roman"/>
                 <w:szCs w:val="26"/>
               </w:rPr>
-              <w:t>0.6000</w:t>
+              <w:t>0.6296</w:t>
             </w:r>
           </w:p>
         </w:tc>
@@ -14320,7 +14355,7 @@
                 <w:rFonts w:cs="Times New Roman"/>
                 <w:szCs w:val="26"/>
               </w:rPr>
-              <w:t>0.6076</w:t>
+              <w:t>0.6456</w:t>
             </w:r>
           </w:p>
         </w:tc>
@@ -14340,7 +14375,7 @@
                 <w:rFonts w:cs="Times New Roman"/>
                 <w:szCs w:val="26"/>
               </w:rPr>
-              <w:t>0.6038</w:t>
+              <w:t>0.6375</w:t>
             </w:r>
           </w:p>
         </w:tc>
@@ -14402,7 +14437,7 @@
                 <w:rFonts w:cs="Times New Roman"/>
                 <w:szCs w:val="26"/>
               </w:rPr>
-              <w:t>0.5376</w:t>
+              <w:t>0.6630</w:t>
             </w:r>
           </w:p>
         </w:tc>
@@ -14422,7 +14457,7 @@
                 <w:rFonts w:cs="Times New Roman"/>
                 <w:szCs w:val="26"/>
               </w:rPr>
-              <w:t>0.5376</w:t>
+              <w:t>0.6306</w:t>
             </w:r>
           </w:p>
         </w:tc>
@@ -14442,7 +14477,7 @@
                 <w:rFonts w:cs="Times New Roman"/>
                 <w:szCs w:val="26"/>
               </w:rPr>
-              <w:t>0.5458</w:t>
+              <w:t>0.6318</w:t>
             </w:r>
           </w:p>
         </w:tc>
@@ -14462,7 +14497,7 @@
                 <w:rFonts w:cs="Times New Roman"/>
                 <w:szCs w:val="26"/>
               </w:rPr>
-              <w:t>258</w:t>
+              <w:t>268</w:t>
             </w:r>
           </w:p>
         </w:tc>
@@ -14504,7 +14539,7 @@
                 <w:rFonts w:cs="Times New Roman"/>
                 <w:szCs w:val="26"/>
               </w:rPr>
-              <w:t>0.6625</w:t>
+              <w:t>0.5849</w:t>
             </w:r>
           </w:p>
         </w:tc>
@@ -14524,7 +14559,7 @@
                 <w:rFonts w:cs="Times New Roman"/>
                 <w:szCs w:val="26"/>
               </w:rPr>
-              <w:t>0.6913</w:t>
+              <w:t>0.5000</w:t>
             </w:r>
           </w:p>
         </w:tc>
@@ -14544,7 +14579,7 @@
                 <w:rFonts w:cs="Times New Roman"/>
                 <w:szCs w:val="26"/>
               </w:rPr>
-              <w:t>0.6766</w:t>
+              <w:t>0.5391</w:t>
             </w:r>
           </w:p>
         </w:tc>
@@ -14564,7 +14599,7 @@
                 <w:rFonts w:cs="Times New Roman"/>
                 <w:szCs w:val="26"/>
               </w:rPr>
-              <w:t>230</w:t>
+              <w:t>62</w:t>
             </w:r>
           </w:p>
         </w:tc>
@@ -14606,7 +14641,7 @@
                 <w:rFonts w:cs="Times New Roman"/>
                 <w:szCs w:val="26"/>
               </w:rPr>
-              <w:t>0.5968</w:t>
+              <w:t>0.5430</w:t>
             </w:r>
           </w:p>
         </w:tc>
@@ -14626,7 +14661,7 @@
                 <w:rFonts w:cs="Times New Roman"/>
                 <w:szCs w:val="26"/>
               </w:rPr>
-              <w:t>0.5968</w:t>
+              <w:t>0.5388</w:t>
             </w:r>
           </w:p>
         </w:tc>
@@ -14646,7 +14681,7 @@
                 <w:rFonts w:cs="Times New Roman"/>
                 <w:szCs w:val="26"/>
               </w:rPr>
-              <w:t>0.5968</w:t>
+              <w:t>0.5409</w:t>
             </w:r>
           </w:p>
         </w:tc>
@@ -14666,7 +14701,7 @@
                 <w:rFonts w:cs="Times New Roman"/>
                 <w:szCs w:val="26"/>
               </w:rPr>
-              <w:t>62</w:t>
+              <w:t>258</w:t>
             </w:r>
           </w:p>
         </w:tc>
@@ -14937,28 +14972,7 @@
                 <w:rFonts w:cs="Times New Roman"/>
                 <w:szCs w:val="26"/>
               </w:rPr>
-              <w:t>1</w:t>
-            </w:r>
-            <w:r>
-              <w:rPr>
-                <w:rFonts w:cs="Times New Roman"/>
-                <w:szCs w:val="26"/>
-              </w:rPr>
-              <w:t>.</w:t>
-            </w:r>
-            <w:r>
-              <w:rPr>
-                <w:rFonts w:cs="Times New Roman"/>
-                <w:szCs w:val="26"/>
-              </w:rPr>
-              <w:t>59</w:t>
-            </w:r>
-            <w:r>
-              <w:rPr>
-                <w:rFonts w:cs="Times New Roman"/>
-                <w:szCs w:val="26"/>
-              </w:rPr>
-              <w:t>%</w:t>
+              <w:t>2.81%</w:t>
             </w:r>
           </w:p>
         </w:tc>
@@ -15007,28 +15021,7 @@
                 <w:rFonts w:cs="Times New Roman"/>
                 <w:szCs w:val="26"/>
               </w:rPr>
-              <w:t>4</w:t>
-            </w:r>
-            <w:r>
-              <w:rPr>
-                <w:rFonts w:cs="Times New Roman"/>
-                <w:szCs w:val="26"/>
-              </w:rPr>
-              <w:t>.</w:t>
-            </w:r>
-            <w:r>
-              <w:rPr>
-                <w:rFonts w:cs="Times New Roman"/>
-                <w:szCs w:val="26"/>
-              </w:rPr>
-              <w:t>12</w:t>
-            </w:r>
-            <w:r>
-              <w:rPr>
-                <w:rFonts w:cs="Times New Roman"/>
-                <w:szCs w:val="26"/>
-              </w:rPr>
-              <w:t>%</w:t>
+              <w:t>7.42%</w:t>
             </w:r>
           </w:p>
         </w:tc>
@@ -15077,7 +15070,7 @@
                 <w:rFonts w:cs="Times New Roman"/>
                 <w:szCs w:val="26"/>
               </w:rPr>
-              <w:t>2</w:t>
+              <w:t>0</w:t>
             </w:r>
             <w:r>
               <w:rPr>
@@ -15091,7 +15084,7 @@
                 <w:rFonts w:cs="Times New Roman"/>
                 <w:szCs w:val="26"/>
               </w:rPr>
-              <w:t>70</w:t>
+              <w:t>69</w:t>
             </w:r>
             <w:r>
               <w:rPr>
@@ -15140,7 +15133,7 @@
                 <w:rFonts w:cs="Times New Roman"/>
                 <w:szCs w:val="26"/>
               </w:rPr>
-              <w:t>60,39%</w:t>
+              <w:t>59.30%</w:t>
             </w:r>
           </w:p>
         </w:tc>
@@ -15182,7 +15175,21 @@
                 <w:rFonts w:cs="Times New Roman"/>
                 <w:szCs w:val="26"/>
               </w:rPr>
-              <w:t>60.65%</w:t>
+              <w:t>60.</w:t>
+            </w:r>
+            <w:r>
+              <w:rPr>
+                <w:rFonts w:cs="Times New Roman"/>
+                <w:szCs w:val="26"/>
+              </w:rPr>
+              <w:t>90</w:t>
+            </w:r>
+            <w:r>
+              <w:rPr>
+                <w:rFonts w:cs="Times New Roman"/>
+                <w:szCs w:val="26"/>
+              </w:rPr>
+              <w:t>%</w:t>
             </w:r>
           </w:p>
         </w:tc>
@@ -15401,14 +15408,11 @@
     </w:p>
     <w:p>
       <w:r>
-        <w:rPr>
-          <w:noProof/>
-        </w:rPr>
         <w:drawing>
-          <wp:inline distT="0" distB="0" distL="0" distR="0" wp14:anchorId="5E95EBE3" wp14:editId="0A623A7C">
-            <wp:extent cx="5943600" cy="2971800"/>
+          <wp:inline distT="0" distB="0" distL="0" distR="0" wp14:anchorId="7CF03F68" wp14:editId="3DA14E14">
+            <wp:extent cx="5943600" cy="2938780"/>
             <wp:effectExtent l="0" t="0" r="0" b="0"/>
-            <wp:docPr id="1191898388" name="Picture 3"/>
+            <wp:docPr id="420169312" name="Picture 1"/>
             <wp:cNvGraphicFramePr>
               <a:graphicFrameLocks xmlns:a="http://schemas.openxmlformats.org/drawingml/2006/main" noChangeAspect="1"/>
             </wp:cNvGraphicFramePr>
@@ -15416,36 +15420,23 @@
               <a:graphicData uri="http://schemas.openxmlformats.org/drawingml/2006/picture">
                 <pic:pic xmlns:pic="http://schemas.openxmlformats.org/drawingml/2006/picture">
                   <pic:nvPicPr>
-                    <pic:cNvPr id="0" name="Picture 5"/>
-                    <pic:cNvPicPr>
-                      <a:picLocks noChangeAspect="1" noChangeArrowheads="1"/>
-                    </pic:cNvPicPr>
+                    <pic:cNvPr id="420169312" name=""/>
+                    <pic:cNvPicPr/>
                   </pic:nvPicPr>
                   <pic:blipFill>
-                    <a:blip r:embed="rId7">
-                      <a:extLst>
-                        <a:ext uri="{28A0092B-C50C-407E-A947-70E740481C1C}">
-                          <a14:useLocalDpi xmlns:a14="http://schemas.microsoft.com/office/drawing/2010/main" val="0"/>
-                        </a:ext>
-                      </a:extLst>
-                    </a:blip>
-                    <a:srcRect/>
+                    <a:blip r:embed="rId7"/>
                     <a:stretch>
                       <a:fillRect/>
                     </a:stretch>
                   </pic:blipFill>
-                  <pic:spPr bwMode="auto">
+                  <pic:spPr>
                     <a:xfrm>
                       <a:off x="0" y="0"/>
-                      <a:ext cx="5943600" cy="2971800"/>
+                      <a:ext cx="5943600" cy="2938780"/>
                     </a:xfrm>
                     <a:prstGeom prst="rect">
                       <a:avLst/>
                     </a:prstGeom>
-                    <a:noFill/>
-                    <a:ln>
-                      <a:noFill/>
-                    </a:ln>
                   </pic:spPr>
                 </pic:pic>
               </a:graphicData>
@@ -15473,14 +15464,11 @@
     </w:p>
     <w:p>
       <w:r>
-        <w:rPr>
-          <w:noProof/>
-        </w:rPr>
         <w:drawing>
-          <wp:inline distT="0" distB="0" distL="0" distR="0" wp14:anchorId="7C3EDEA1" wp14:editId="79605BA3">
-            <wp:extent cx="5943600" cy="2971800"/>
+          <wp:inline distT="0" distB="0" distL="0" distR="0" wp14:anchorId="7A3DDF8C" wp14:editId="7966FEE8">
+            <wp:extent cx="5943600" cy="2938780"/>
             <wp:effectExtent l="0" t="0" r="0" b="0"/>
-            <wp:docPr id="1969346573" name="Picture 4"/>
+            <wp:docPr id="688891990" name="Picture 1"/>
             <wp:cNvGraphicFramePr>
               <a:graphicFrameLocks xmlns:a="http://schemas.openxmlformats.org/drawingml/2006/main" noChangeAspect="1"/>
             </wp:cNvGraphicFramePr>
@@ -15488,36 +15476,23 @@
               <a:graphicData uri="http://schemas.openxmlformats.org/drawingml/2006/picture">
                 <pic:pic xmlns:pic="http://schemas.openxmlformats.org/drawingml/2006/picture">
                   <pic:nvPicPr>
-                    <pic:cNvPr id="0" name="Picture 7"/>
-                    <pic:cNvPicPr>
-                      <a:picLocks noChangeAspect="1" noChangeArrowheads="1"/>
-                    </pic:cNvPicPr>
+                    <pic:cNvPr id="688891990" name=""/>
+                    <pic:cNvPicPr/>
                   </pic:nvPicPr>
                   <pic:blipFill>
-                    <a:blip r:embed="rId8">
-                      <a:extLst>
-                        <a:ext uri="{28A0092B-C50C-407E-A947-70E740481C1C}">
-                          <a14:useLocalDpi xmlns:a14="http://schemas.microsoft.com/office/drawing/2010/main" val="0"/>
-                        </a:ext>
-                      </a:extLst>
-                    </a:blip>
-                    <a:srcRect/>
+                    <a:blip r:embed="rId8"/>
                     <a:stretch>
                       <a:fillRect/>
                     </a:stretch>
                   </pic:blipFill>
-                  <pic:spPr bwMode="auto">
+                  <pic:spPr>
                     <a:xfrm>
                       <a:off x="0" y="0"/>
-                      <a:ext cx="5943600" cy="2971800"/>
+                      <a:ext cx="5943600" cy="2938780"/>
                     </a:xfrm>
                     <a:prstGeom prst="rect">
                       <a:avLst/>
                     </a:prstGeom>
-                    <a:noFill/>
-                    <a:ln>
-                      <a:noFill/>
-                    </a:ln>
                   </pic:spPr>
                 </pic:pic>
               </a:graphicData>
@@ -15546,14 +15521,11 @@
     </w:p>
     <w:p>
       <w:r>
-        <w:rPr>
-          <w:noProof/>
-        </w:rPr>
         <w:drawing>
-          <wp:inline distT="0" distB="0" distL="0" distR="0" wp14:anchorId="47E59DC7" wp14:editId="532D2C31">
-            <wp:extent cx="5943600" cy="2971800"/>
+          <wp:inline distT="0" distB="0" distL="0" distR="0" wp14:anchorId="5DB7E6F0" wp14:editId="3726E278">
+            <wp:extent cx="5943600" cy="2938780"/>
             <wp:effectExtent l="0" t="0" r="0" b="0"/>
-            <wp:docPr id="1775818379" name="Picture 5"/>
+            <wp:docPr id="1876583856" name="Picture 1"/>
             <wp:cNvGraphicFramePr>
               <a:graphicFrameLocks xmlns:a="http://schemas.openxmlformats.org/drawingml/2006/main" noChangeAspect="1"/>
             </wp:cNvGraphicFramePr>
@@ -15561,36 +15533,23 @@
               <a:graphicData uri="http://schemas.openxmlformats.org/drawingml/2006/picture">
                 <pic:pic xmlns:pic="http://schemas.openxmlformats.org/drawingml/2006/picture">
                   <pic:nvPicPr>
-                    <pic:cNvPr id="0" name="Picture 9"/>
-                    <pic:cNvPicPr>
-                      <a:picLocks noChangeAspect="1" noChangeArrowheads="1"/>
-                    </pic:cNvPicPr>
+                    <pic:cNvPr id="1876583856" name=""/>
+                    <pic:cNvPicPr/>
                   </pic:nvPicPr>
                   <pic:blipFill>
-                    <a:blip r:embed="rId9">
-                      <a:extLst>
-                        <a:ext uri="{28A0092B-C50C-407E-A947-70E740481C1C}">
-                          <a14:useLocalDpi xmlns:a14="http://schemas.microsoft.com/office/drawing/2010/main" val="0"/>
-                        </a:ext>
-                      </a:extLst>
-                    </a:blip>
-                    <a:srcRect/>
+                    <a:blip r:embed="rId9"/>
                     <a:stretch>
                       <a:fillRect/>
                     </a:stretch>
                   </pic:blipFill>
-                  <pic:spPr bwMode="auto">
+                  <pic:spPr>
                     <a:xfrm>
                       <a:off x="0" y="0"/>
-                      <a:ext cx="5943600" cy="2971800"/>
+                      <a:ext cx="5943600" cy="2938780"/>
                     </a:xfrm>
                     <a:prstGeom prst="rect">
                       <a:avLst/>
                     </a:prstGeom>
-                    <a:noFill/>
-                    <a:ln>
-                      <a:noFill/>
-                    </a:ln>
                   </pic:spPr>
                 </pic:pic>
               </a:graphicData>
@@ -15618,14 +15577,11 @@
     </w:p>
     <w:p>
       <w:r>
-        <w:rPr>
-          <w:noProof/>
-        </w:rPr>
         <w:drawing>
-          <wp:inline distT="0" distB="0" distL="0" distR="0" wp14:anchorId="784D5371" wp14:editId="39A7722F">
-            <wp:extent cx="5943600" cy="2971800"/>
+          <wp:inline distT="0" distB="0" distL="0" distR="0" wp14:anchorId="3B5F19B5" wp14:editId="7E5984B1">
+            <wp:extent cx="5943600" cy="2938780"/>
             <wp:effectExtent l="0" t="0" r="0" b="0"/>
-            <wp:docPr id="1953215276" name="Picture 6"/>
+            <wp:docPr id="815932877" name="Picture 1"/>
             <wp:cNvGraphicFramePr>
               <a:graphicFrameLocks xmlns:a="http://schemas.openxmlformats.org/drawingml/2006/main" noChangeAspect="1"/>
             </wp:cNvGraphicFramePr>
@@ -15633,36 +15589,23 @@
               <a:graphicData uri="http://schemas.openxmlformats.org/drawingml/2006/picture">
                 <pic:pic xmlns:pic="http://schemas.openxmlformats.org/drawingml/2006/picture">
                   <pic:nvPicPr>
-                    <pic:cNvPr id="0" name="Picture 11"/>
-                    <pic:cNvPicPr>
-                      <a:picLocks noChangeAspect="1" noChangeArrowheads="1"/>
-                    </pic:cNvPicPr>
+                    <pic:cNvPr id="815932877" name=""/>
+                    <pic:cNvPicPr/>
                   </pic:nvPicPr>
                   <pic:blipFill>
-                    <a:blip r:embed="rId10">
-                      <a:extLst>
-                        <a:ext uri="{28A0092B-C50C-407E-A947-70E740481C1C}">
-                          <a14:useLocalDpi xmlns:a14="http://schemas.microsoft.com/office/drawing/2010/main" val="0"/>
-                        </a:ext>
-                      </a:extLst>
-                    </a:blip>
-                    <a:srcRect/>
+                    <a:blip r:embed="rId10"/>
                     <a:stretch>
                       <a:fillRect/>
                     </a:stretch>
                   </pic:blipFill>
-                  <pic:spPr bwMode="auto">
+                  <pic:spPr>
                     <a:xfrm>
                       <a:off x="0" y="0"/>
-                      <a:ext cx="5943600" cy="2971800"/>
+                      <a:ext cx="5943600" cy="2938780"/>
                     </a:xfrm>
                     <a:prstGeom prst="rect">
                       <a:avLst/>
                     </a:prstGeom>
-                    <a:noFill/>
-                    <a:ln>
-                      <a:noFill/>
-                    </a:ln>
                   </pic:spPr>
                 </pic:pic>
               </a:graphicData>
@@ -15691,14 +15634,11 @@
     </w:p>
     <w:p>
       <w:r>
-        <w:rPr>
-          <w:noProof/>
-        </w:rPr>
         <w:drawing>
-          <wp:inline distT="0" distB="0" distL="0" distR="0" wp14:anchorId="3BC779C7" wp14:editId="7A2B1707">
-            <wp:extent cx="5943600" cy="2971800"/>
+          <wp:inline distT="0" distB="0" distL="0" distR="0" wp14:anchorId="1599D5E7" wp14:editId="4C98A663">
+            <wp:extent cx="5943600" cy="2938780"/>
             <wp:effectExtent l="0" t="0" r="0" b="0"/>
-            <wp:docPr id="884793928" name="Picture 7"/>
+            <wp:docPr id="1752562960" name="Picture 1"/>
             <wp:cNvGraphicFramePr>
               <a:graphicFrameLocks xmlns:a="http://schemas.openxmlformats.org/drawingml/2006/main" noChangeAspect="1"/>
             </wp:cNvGraphicFramePr>
@@ -15706,36 +15646,23 @@
               <a:graphicData uri="http://schemas.openxmlformats.org/drawingml/2006/picture">
                 <pic:pic xmlns:pic="http://schemas.openxmlformats.org/drawingml/2006/picture">
                   <pic:nvPicPr>
-                    <pic:cNvPr id="0" name="Picture 13"/>
-                    <pic:cNvPicPr>
-                      <a:picLocks noChangeAspect="1" noChangeArrowheads="1"/>
-                    </pic:cNvPicPr>
+                    <pic:cNvPr id="1752562960" name=""/>
+                    <pic:cNvPicPr/>
                   </pic:nvPicPr>
                   <pic:blipFill>
-                    <a:blip r:embed="rId11">
-                      <a:extLst>
-                        <a:ext uri="{28A0092B-C50C-407E-A947-70E740481C1C}">
-                          <a14:useLocalDpi xmlns:a14="http://schemas.microsoft.com/office/drawing/2010/main" val="0"/>
-                        </a:ext>
-                      </a:extLst>
-                    </a:blip>
-                    <a:srcRect/>
+                    <a:blip r:embed="rId11"/>
                     <a:stretch>
                       <a:fillRect/>
                     </a:stretch>
                   </pic:blipFill>
-                  <pic:spPr bwMode="auto">
+                  <pic:spPr>
                     <a:xfrm>
                       <a:off x="0" y="0"/>
-                      <a:ext cx="5943600" cy="2971800"/>
+                      <a:ext cx="5943600" cy="2938780"/>
                     </a:xfrm>
                     <a:prstGeom prst="rect">
                       <a:avLst/>
                     </a:prstGeom>
-                    <a:noFill/>
-                    <a:ln>
-                      <a:noFill/>
-                    </a:ln>
                   </pic:spPr>
                 </pic:pic>
               </a:graphicData>
@@ -15865,13 +15792,14 @@
       </w:pPr>
       <w:r>
         <w:rPr>
-          <w:noProof/>
+          <w:b/>
+          <w:bCs/>
         </w:rPr>
         <w:drawing>
-          <wp:inline distT="0" distB="0" distL="0" distR="0" wp14:anchorId="4AF0994A" wp14:editId="73DBBCAA">
-            <wp:extent cx="5943600" cy="4622800"/>
-            <wp:effectExtent l="0" t="0" r="0" b="6350"/>
-            <wp:docPr id="2036527848" name="Picture 8"/>
+          <wp:inline distT="0" distB="0" distL="0" distR="0" wp14:anchorId="4C15F356" wp14:editId="084BD3C4">
+            <wp:extent cx="5943600" cy="4893945"/>
+            <wp:effectExtent l="0" t="0" r="0" b="1905"/>
+            <wp:docPr id="1022072690" name="Picture 1"/>
             <wp:cNvGraphicFramePr>
               <a:graphicFrameLocks xmlns:a="http://schemas.openxmlformats.org/drawingml/2006/main" noChangeAspect="1"/>
             </wp:cNvGraphicFramePr>
@@ -15879,36 +15807,23 @@
               <a:graphicData uri="http://schemas.openxmlformats.org/drawingml/2006/picture">
                 <pic:pic xmlns:pic="http://schemas.openxmlformats.org/drawingml/2006/picture">
                   <pic:nvPicPr>
-                    <pic:cNvPr id="0" name="Picture 15"/>
-                    <pic:cNvPicPr>
-                      <a:picLocks noChangeAspect="1" noChangeArrowheads="1"/>
-                    </pic:cNvPicPr>
+                    <pic:cNvPr id="1022072690" name=""/>
+                    <pic:cNvPicPr/>
                   </pic:nvPicPr>
                   <pic:blipFill>
-                    <a:blip r:embed="rId12">
-                      <a:extLst>
-                        <a:ext uri="{28A0092B-C50C-407E-A947-70E740481C1C}">
-                          <a14:useLocalDpi xmlns:a14="http://schemas.microsoft.com/office/drawing/2010/main" val="0"/>
-                        </a:ext>
-                      </a:extLst>
-                    </a:blip>
-                    <a:srcRect/>
+                    <a:blip r:embed="rId12"/>
                     <a:stretch>
                       <a:fillRect/>
                     </a:stretch>
                   </pic:blipFill>
-                  <pic:spPr bwMode="auto">
+                  <pic:spPr>
                     <a:xfrm>
                       <a:off x="0" y="0"/>
-                      <a:ext cx="5943600" cy="4622800"/>
+                      <a:ext cx="5943600" cy="4893945"/>
                     </a:xfrm>
                     <a:prstGeom prst="rect">
                       <a:avLst/>
                     </a:prstGeom>
-                    <a:noFill/>
-                    <a:ln>
-                      <a:noFill/>
-                    </a:ln>
                   </pic:spPr>
                 </pic:pic>
               </a:graphicData>
@@ -15937,14 +15852,11 @@
     </w:p>
     <w:p>
       <w:r>
-        <w:rPr>
-          <w:noProof/>
-        </w:rPr>
         <w:drawing>
-          <wp:inline distT="0" distB="0" distL="0" distR="0" wp14:anchorId="5BE0A3FC" wp14:editId="5DD8CBF0">
-            <wp:extent cx="5943600" cy="4622800"/>
-            <wp:effectExtent l="0" t="0" r="0" b="6350"/>
-            <wp:docPr id="895954512" name="Picture 9"/>
+          <wp:inline distT="0" distB="0" distL="0" distR="0" wp14:anchorId="7E0950F2" wp14:editId="2B68B721">
+            <wp:extent cx="5943600" cy="4893945"/>
+            <wp:effectExtent l="0" t="0" r="0" b="1905"/>
+            <wp:docPr id="446843000" name="Picture 1"/>
             <wp:cNvGraphicFramePr>
               <a:graphicFrameLocks xmlns:a="http://schemas.openxmlformats.org/drawingml/2006/main" noChangeAspect="1"/>
             </wp:cNvGraphicFramePr>
@@ -15952,36 +15864,23 @@
               <a:graphicData uri="http://schemas.openxmlformats.org/drawingml/2006/picture">
                 <pic:pic xmlns:pic="http://schemas.openxmlformats.org/drawingml/2006/picture">
                   <pic:nvPicPr>
-                    <pic:cNvPr id="0" name="Picture 17"/>
-                    <pic:cNvPicPr>
-                      <a:picLocks noChangeAspect="1" noChangeArrowheads="1"/>
-                    </pic:cNvPicPr>
+                    <pic:cNvPr id="446843000" name=""/>
+                    <pic:cNvPicPr/>
                   </pic:nvPicPr>
                   <pic:blipFill>
-                    <a:blip r:embed="rId13">
-                      <a:extLst>
-                        <a:ext uri="{28A0092B-C50C-407E-A947-70E740481C1C}">
-                          <a14:useLocalDpi xmlns:a14="http://schemas.microsoft.com/office/drawing/2010/main" val="0"/>
-                        </a:ext>
-                      </a:extLst>
-                    </a:blip>
-                    <a:srcRect/>
+                    <a:blip r:embed="rId13"/>
                     <a:stretch>
                       <a:fillRect/>
                     </a:stretch>
                   </pic:blipFill>
-                  <pic:spPr bwMode="auto">
+                  <pic:spPr>
                     <a:xfrm>
                       <a:off x="0" y="0"/>
-                      <a:ext cx="5943600" cy="4622800"/>
+                      <a:ext cx="5943600" cy="4893945"/>
                     </a:xfrm>
                     <a:prstGeom prst="rect">
                       <a:avLst/>
                     </a:prstGeom>
-                    <a:noFill/>
-                    <a:ln>
-                      <a:noFill/>
-                    </a:ln>
                   </pic:spPr>
                 </pic:pic>
               </a:graphicData>
@@ -16010,14 +15909,11 @@
     </w:p>
     <w:p>
       <w:r>
-        <w:rPr>
-          <w:noProof/>
-        </w:rPr>
         <w:drawing>
-          <wp:inline distT="0" distB="0" distL="0" distR="0" wp14:anchorId="283AE5C3" wp14:editId="4F8A37D5">
-            <wp:extent cx="5943600" cy="4622800"/>
-            <wp:effectExtent l="0" t="0" r="0" b="6350"/>
-            <wp:docPr id="1135694597" name="Picture 10"/>
+          <wp:inline distT="0" distB="0" distL="0" distR="0" wp14:anchorId="6E76446D" wp14:editId="5564AB5A">
+            <wp:extent cx="5943600" cy="4893945"/>
+            <wp:effectExtent l="0" t="0" r="0" b="1905"/>
+            <wp:docPr id="1645456322" name="Picture 1"/>
             <wp:cNvGraphicFramePr>
               <a:graphicFrameLocks xmlns:a="http://schemas.openxmlformats.org/drawingml/2006/main" noChangeAspect="1"/>
             </wp:cNvGraphicFramePr>
@@ -16025,36 +15921,23 @@
               <a:graphicData uri="http://schemas.openxmlformats.org/drawingml/2006/picture">
                 <pic:pic xmlns:pic="http://schemas.openxmlformats.org/drawingml/2006/picture">
                   <pic:nvPicPr>
-                    <pic:cNvPr id="0" name="Picture 19"/>
-                    <pic:cNvPicPr>
-                      <a:picLocks noChangeAspect="1" noChangeArrowheads="1"/>
-                    </pic:cNvPicPr>
+                    <pic:cNvPr id="1645456322" name=""/>
+                    <pic:cNvPicPr/>
                   </pic:nvPicPr>
                   <pic:blipFill>
-                    <a:blip r:embed="rId14">
-                      <a:extLst>
-                        <a:ext uri="{28A0092B-C50C-407E-A947-70E740481C1C}">
-                          <a14:useLocalDpi xmlns:a14="http://schemas.microsoft.com/office/drawing/2010/main" val="0"/>
-                        </a:ext>
-                      </a:extLst>
-                    </a:blip>
-                    <a:srcRect/>
+                    <a:blip r:embed="rId14"/>
                     <a:stretch>
                       <a:fillRect/>
                     </a:stretch>
                   </pic:blipFill>
-                  <pic:spPr bwMode="auto">
+                  <pic:spPr>
                     <a:xfrm>
                       <a:off x="0" y="0"/>
-                      <a:ext cx="5943600" cy="4622800"/>
+                      <a:ext cx="5943600" cy="4893945"/>
                     </a:xfrm>
                     <a:prstGeom prst="rect">
                       <a:avLst/>
                     </a:prstGeom>
-                    <a:noFill/>
-                    <a:ln>
-                      <a:noFill/>
-                    </a:ln>
                   </pic:spPr>
                 </pic:pic>
               </a:graphicData>
@@ -16083,14 +15966,11 @@
     </w:p>
     <w:p>
       <w:r>
-        <w:rPr>
-          <w:noProof/>
-        </w:rPr>
         <w:drawing>
-          <wp:inline distT="0" distB="0" distL="0" distR="0" wp14:anchorId="620AC3D9" wp14:editId="281E98BA">
-            <wp:extent cx="5943600" cy="4622800"/>
-            <wp:effectExtent l="0" t="0" r="0" b="6350"/>
-            <wp:docPr id="1976007124" name="Picture 11"/>
+          <wp:inline distT="0" distB="0" distL="0" distR="0" wp14:anchorId="0E7328B9" wp14:editId="14793EF0">
+            <wp:extent cx="5943600" cy="4893945"/>
+            <wp:effectExtent l="0" t="0" r="0" b="1905"/>
+            <wp:docPr id="335350039" name="Picture 1"/>
             <wp:cNvGraphicFramePr>
               <a:graphicFrameLocks xmlns:a="http://schemas.openxmlformats.org/drawingml/2006/main" noChangeAspect="1"/>
             </wp:cNvGraphicFramePr>
@@ -16098,36 +15978,23 @@
               <a:graphicData uri="http://schemas.openxmlformats.org/drawingml/2006/picture">
                 <pic:pic xmlns:pic="http://schemas.openxmlformats.org/drawingml/2006/picture">
                   <pic:nvPicPr>
-                    <pic:cNvPr id="0" name="Picture 21"/>
-                    <pic:cNvPicPr>
-                      <a:picLocks noChangeAspect="1" noChangeArrowheads="1"/>
-                    </pic:cNvPicPr>
+                    <pic:cNvPr id="335350039" name=""/>
+                    <pic:cNvPicPr/>
                   </pic:nvPicPr>
                   <pic:blipFill>
-                    <a:blip r:embed="rId15">
-                      <a:extLst>
-                        <a:ext uri="{28A0092B-C50C-407E-A947-70E740481C1C}">
-                          <a14:useLocalDpi xmlns:a14="http://schemas.microsoft.com/office/drawing/2010/main" val="0"/>
-                        </a:ext>
-                      </a:extLst>
-                    </a:blip>
-                    <a:srcRect/>
+                    <a:blip r:embed="rId15"/>
                     <a:stretch>
                       <a:fillRect/>
                     </a:stretch>
                   </pic:blipFill>
-                  <pic:spPr bwMode="auto">
+                  <pic:spPr>
                     <a:xfrm>
                       <a:off x="0" y="0"/>
-                      <a:ext cx="5943600" cy="4622800"/>
+                      <a:ext cx="5943600" cy="4893945"/>
                     </a:xfrm>
                     <a:prstGeom prst="rect">
                       <a:avLst/>
                     </a:prstGeom>
-                    <a:noFill/>
-                    <a:ln>
-                      <a:noFill/>
-                    </a:ln>
                   </pic:spPr>
                 </pic:pic>
               </a:graphicData>
@@ -16156,14 +16023,11 @@
     </w:p>
     <w:p>
       <w:r>
-        <w:rPr>
-          <w:noProof/>
-        </w:rPr>
         <w:drawing>
-          <wp:inline distT="0" distB="0" distL="0" distR="0" wp14:anchorId="24FB9004" wp14:editId="3FA998B6">
-            <wp:extent cx="5943600" cy="4622800"/>
-            <wp:effectExtent l="0" t="0" r="0" b="6350"/>
-            <wp:docPr id="1561923163" name="Picture 12"/>
+          <wp:inline distT="0" distB="0" distL="0" distR="0" wp14:anchorId="1B5899D2" wp14:editId="2B324E23">
+            <wp:extent cx="5943600" cy="4893945"/>
+            <wp:effectExtent l="0" t="0" r="0" b="1905"/>
+            <wp:docPr id="177506172" name="Picture 1"/>
             <wp:cNvGraphicFramePr>
               <a:graphicFrameLocks xmlns:a="http://schemas.openxmlformats.org/drawingml/2006/main" noChangeAspect="1"/>
             </wp:cNvGraphicFramePr>
@@ -16171,36 +16035,23 @@
               <a:graphicData uri="http://schemas.openxmlformats.org/drawingml/2006/picture">
                 <pic:pic xmlns:pic="http://schemas.openxmlformats.org/drawingml/2006/picture">
                   <pic:nvPicPr>
-                    <pic:cNvPr id="0" name="Picture 23"/>
-                    <pic:cNvPicPr>
-                      <a:picLocks noChangeAspect="1" noChangeArrowheads="1"/>
-                    </pic:cNvPicPr>
+                    <pic:cNvPr id="177506172" name=""/>
+                    <pic:cNvPicPr/>
                   </pic:nvPicPr>
                   <pic:blipFill>
-                    <a:blip r:embed="rId16">
-                      <a:extLst>
-                        <a:ext uri="{28A0092B-C50C-407E-A947-70E740481C1C}">
-                          <a14:useLocalDpi xmlns:a14="http://schemas.microsoft.com/office/drawing/2010/main" val="0"/>
-                        </a:ext>
-                      </a:extLst>
-                    </a:blip>
-                    <a:srcRect/>
+                    <a:blip r:embed="rId16"/>
                     <a:stretch>
                       <a:fillRect/>
                     </a:stretch>
                   </pic:blipFill>
-                  <pic:spPr bwMode="auto">
+                  <pic:spPr>
                     <a:xfrm>
                       <a:off x="0" y="0"/>
-                      <a:ext cx="5943600" cy="4622800"/>
+                      <a:ext cx="5943600" cy="4893945"/>
                     </a:xfrm>
                     <a:prstGeom prst="rect">
                       <a:avLst/>
                     </a:prstGeom>
-                    <a:noFill/>
-                    <a:ln>
-                      <a:noFill/>
-                    </a:ln>
                   </pic:spPr>
                 </pic:pic>
               </a:graphicData>
@@ -21778,6 +21629,7 @@
   <w:style w:type="character" w:default="1" w:styleId="DefaultParagraphFont">
     <w:name w:val="Default Paragraph Font"/>
     <w:uiPriority w:val="1"/>
+    <w:semiHidden/>
     <w:unhideWhenUsed/>
   </w:style>
   <w:style w:type="table" w:default="1" w:styleId="TableNormal">
